--- a/docs/full-report.docx
+++ b/docs/full-report.docx
@@ -65,7 +65,7 @@
         <w:t xml:space="preserve">Contact details:</w:t>
       </w:r>
       <w:r>
-        <w:t xml:space="preserve"> [email]</w:t>
+        <w:t xml:space="preserve"> pevalvarez@gmail.com</w:t>
       </w:r>
     </w:p>
     <w:p>
@@ -82,7 +82,7 @@
       <w:r>
         <w:t xml:space="preserve"> </w:t>
       </w:r>
-      <w:hyperlink w:history="1" r:id="rIdbeckuou5iayn_t0j4rv9t">
+      <w:hyperlink w:history="1" r:id="rIdks6wp3ryor1k0pnp8ler2">
         <w:r>
           <w:rPr>
             <w:rStyle w:val="Hyperlink"/>
@@ -230,7 +230,7 @@
       <w:r>
         <w:t xml:space="preserve"> The 2020 census counted 9.46 million indigenous people, about 8.7% of the population (8.21 million IPs plus 1.25 million counted as both IP and Muslim); the census classified 228 of 268 ethnic groups as indigenous; NCIP estimates more than 15 million. By early 2023, 257 ancestral domains had approved CADTs, but only 55 (22%) were fully registered. CADTs cover about 20.5% of the country's land, and conflict can increase when titling is delayed. About 37% of indigenous people (2.9 million) live in geographically isolated areas (</w:t>
       </w:r>
-      <w:hyperlink w:history="1" r:id="rIddt-k7puvzjbg40ksmtfiy">
+      <w:hyperlink w:history="1" r:id="rId4mei0mew_1m3mytgrjjqn">
         <w:r>
           <w:rPr>
             <w:rStyle w:val="Hyperlink"/>
@@ -5267,7 +5267,7 @@
             </w:tcMar>
           </w:tcPr>
           <w:p>
-            <w:hyperlink w:history="1" r:id="rIdgmazuzijzhlau-krc4cpu">
+            <w:hyperlink w:history="1" r:id="rIdemlczch4xvhfo-tjtex2m">
               <w:r>
                 <w:rPr>
                   <w:rStyle w:val="Hyperlink"/>
@@ -5284,7 +5284,7 @@
               </w:rPr>
               <w:t xml:space="preserve">; </w:t>
             </w:r>
-            <w:hyperlink w:history="1" r:id="rIdu4c5jurklyygug8vdyvel">
+            <w:hyperlink w:history="1" r:id="rIdoiaqo6bkcucywi8b_jqgr">
               <w:r>
                 <w:rPr>
                   <w:rStyle w:val="Hyperlink"/>
@@ -5396,7 +5396,7 @@
             </w:tcMar>
           </w:tcPr>
           <w:p>
-            <w:hyperlink w:history="1" r:id="rId3lst07t4ir5y52c9zhfgu">
+            <w:hyperlink w:history="1" r:id="rId86ozxn0hci3jeasvfftzl">
               <w:r>
                 <w:rPr>
                   <w:rStyle w:val="Hyperlink"/>
@@ -5413,7 +5413,7 @@
               </w:rPr>
               <w:t xml:space="preserve">; </w:t>
             </w:r>
-            <w:hyperlink w:history="1" r:id="rIdlx0onjv1zhzs2cnubjjpv">
+            <w:hyperlink w:history="1" r:id="rIde_kmq_6uxgwgzn-xas6z6">
               <w:r>
                 <w:rPr>
                   <w:rStyle w:val="Hyperlink"/>
@@ -5525,7 +5525,7 @@
             </w:tcMar>
           </w:tcPr>
           <w:p>
-            <w:hyperlink w:history="1" r:id="rIdjcnci0bdgv9gmui7esng7">
+            <w:hyperlink w:history="1" r:id="rIdww3e4q5hv4tybo_ymfyyj">
               <w:r>
                 <w:rPr>
                   <w:rStyle w:val="Hyperlink"/>
@@ -5637,7 +5637,7 @@
             </w:tcMar>
           </w:tcPr>
           <w:p>
-            <w:hyperlink w:history="1" r:id="rIdfuse8-nase7eaoi7x_ydv">
+            <w:hyperlink w:history="1" r:id="rIdvtiont7gjnjsejplfgkz3">
               <w:r>
                 <w:rPr>
                   <w:rStyle w:val="Hyperlink"/>
@@ -5654,7 +5654,7 @@
               </w:rPr>
               <w:t xml:space="preserve">; </w:t>
             </w:r>
-            <w:hyperlink w:history="1" r:id="rIdneboryn-vpw99apxulp1k">
+            <w:hyperlink w:history="1" r:id="rIddbeldmenivcux9ad9otem">
               <w:r>
                 <w:rPr>
                   <w:rStyle w:val="Hyperlink"/>
@@ -5766,7 +5766,7 @@
             </w:tcMar>
           </w:tcPr>
           <w:p>
-            <w:hyperlink w:history="1" r:id="rId6uxmy-h8jaq3jnn20oou0">
+            <w:hyperlink w:history="1" r:id="rIdic7g7ausxywfenftl4yz3">
               <w:r>
                 <w:rPr>
                   <w:rStyle w:val="Hyperlink"/>
@@ -5783,7 +5783,7 @@
               </w:rPr>
               <w:t xml:space="preserve">; </w:t>
             </w:r>
-            <w:hyperlink w:history="1" r:id="rIdeks36xfovyhxe9cvppq3b">
+            <w:hyperlink w:history="1" r:id="rIdruswfoepxw9jqzdmys_2n">
               <w:r>
                 <w:rPr>
                   <w:rStyle w:val="Hyperlink"/>
@@ -5895,7 +5895,7 @@
             </w:tcMar>
           </w:tcPr>
           <w:p>
-            <w:hyperlink w:history="1" r:id="rIdrlznu2ig11lawrvos5nq1">
+            <w:hyperlink w:history="1" r:id="rIdzhobnpbph8nwdobkkfarq">
               <w:r>
                 <w:rPr>
                   <w:rStyle w:val="Hyperlink"/>
@@ -5912,7 +5912,7 @@
               </w:rPr>
               <w:t xml:space="preserve">; </w:t>
             </w:r>
-            <w:hyperlink w:history="1" r:id="rIdxpp9yqphgtzlr6oti7moz">
+            <w:hyperlink w:history="1" r:id="rId7gk2i5xnvv9nachyfhohg">
               <w:r>
                 <w:rPr>
                   <w:rStyle w:val="Hyperlink"/>
@@ -6024,7 +6024,7 @@
             </w:tcMar>
           </w:tcPr>
           <w:p>
-            <w:hyperlink w:history="1" r:id="rIdzumsqfokxqs6d7mka2pmc">
+            <w:hyperlink w:history="1" r:id="rIdt82q0qpibhtgvtglpjxs8">
               <w:r>
                 <w:rPr>
                   <w:rStyle w:val="Hyperlink"/>
@@ -6041,7 +6041,7 @@
               </w:rPr>
               <w:t xml:space="preserve">; </w:t>
             </w:r>
-            <w:hyperlink w:history="1" r:id="rIdgub7zzpomuu-1lvpwid1o">
+            <w:hyperlink w:history="1" r:id="rId78janw9xirewdxe566lbs">
               <w:r>
                 <w:rPr>
                   <w:rStyle w:val="Hyperlink"/>
@@ -6153,7 +6153,7 @@
             </w:tcMar>
           </w:tcPr>
           <w:p>
-            <w:hyperlink w:history="1" r:id="rIdpsjku31nhbvferixs49nw">
+            <w:hyperlink w:history="1" r:id="rId2yvfapzr2zm3gk4hqbn7l">
               <w:r>
                 <w:rPr>
                   <w:rStyle w:val="Hyperlink"/>
@@ -6265,7 +6265,7 @@
             </w:tcMar>
           </w:tcPr>
           <w:p>
-            <w:hyperlink w:history="1" r:id="rId9foqupalyuk4-ncsoqqtc">
+            <w:hyperlink w:history="1" r:id="rIdfqf3ngsoxphpfndqnsuvu">
               <w:r>
                 <w:rPr>
                   <w:rStyle w:val="Hyperlink"/>
@@ -6377,7 +6377,7 @@
             </w:tcMar>
           </w:tcPr>
           <w:p>
-            <w:hyperlink w:history="1" r:id="rIdcacuwey7sn0gizvkjziwc">
+            <w:hyperlink w:history="1" r:id="rIdd_th5-cdreugk4c-n9qbv">
               <w:r>
                 <w:rPr>
                   <w:rStyle w:val="Hyperlink"/>
@@ -6505,7 +6505,7 @@
             </w:tcMar>
           </w:tcPr>
           <w:p>
-            <w:hyperlink w:history="1" r:id="rIdttpyfzjphz8rizh5tawa8">
+            <w:hyperlink w:history="1" r:id="rIdjea0hm1njq_kzh0-udkzi">
               <w:r>
                 <w:rPr>
                   <w:rStyle w:val="Hyperlink"/>
@@ -6522,7 +6522,7 @@
               </w:rPr>
               <w:t xml:space="preserve">; </w:t>
             </w:r>
-            <w:hyperlink w:history="1" r:id="rIdalhom6lfoz50cs_e5uqpc">
+            <w:hyperlink w:history="1" r:id="rIdcbdwva82mztnimvs2nxrk">
               <w:r>
                 <w:rPr>
                   <w:rStyle w:val="Hyperlink"/>
@@ -6634,7 +6634,7 @@
             </w:tcMar>
           </w:tcPr>
           <w:p>
-            <w:hyperlink w:history="1" r:id="rIdsqz3rpjnjrcojvs1596yk">
+            <w:hyperlink w:history="1" r:id="rIdzvydexql9iv9ufeakykqs">
               <w:r>
                 <w:rPr>
                   <w:rStyle w:val="Hyperlink"/>
@@ -6651,7 +6651,7 @@
               </w:rPr>
               <w:t xml:space="preserve">; </w:t>
             </w:r>
-            <w:hyperlink w:history="1" r:id="rIdmodxyuaj-ypra2lepqsuc">
+            <w:hyperlink w:history="1" r:id="rIdzeatf3my_qtiznt5krtpv">
               <w:r>
                 <w:rPr>
                   <w:rStyle w:val="Hyperlink"/>
@@ -6763,7 +6763,7 @@
             </w:tcMar>
           </w:tcPr>
           <w:p>
-            <w:hyperlink w:history="1" r:id="rId5qqanj3iopxy_5ah5-9zi">
+            <w:hyperlink w:history="1" r:id="rIdq0if67rtahxrj9sm1slwb">
               <w:r>
                 <w:rPr>
                   <w:rStyle w:val="Hyperlink"/>
@@ -6813,7 +6813,7 @@
       <w:r>
         <w:t xml:space="preserve">The knowledge base is built with the ITU reference code (</w:t>
       </w:r>
-      <w:hyperlink w:history="1" r:id="rIdrjff8joqf97qtdsg_mtto">
+      <w:hyperlink w:history="1" r:id="rIdgwbw7a9gymsxjmu6nhatt">
         <w:r>
           <w:rPr>
             <w:rStyle w:val="Hyperlink"/>
@@ -11294,7 +11294,7 @@
         </w:numPr>
         <w:spacing w:after="60"/>
       </w:pPr>
-      <w:hyperlink w:history="1" r:id="rIdmujjmon2ixntwmrgcqocj">
+      <w:hyperlink w:history="1" r:id="rIdltdiidzdqmsrrdept5krq">
         <w:r>
           <w:rPr>
             <w:rStyle w:val="Hyperlink"/>
@@ -11312,7 +11312,7 @@
         </w:numPr>
         <w:spacing w:after="60"/>
       </w:pPr>
-      <w:hyperlink w:history="1" r:id="rIdltuzvpaetalisebor4fuz">
+      <w:hyperlink w:history="1" r:id="rId2koz3rqwv57zchkj8bscg">
         <w:r>
           <w:rPr>
             <w:rStyle w:val="Hyperlink"/>
@@ -11330,7 +11330,7 @@
         </w:numPr>
         <w:spacing w:after="60"/>
       </w:pPr>
-      <w:hyperlink w:history="1" r:id="rId8b_5nfm7t7-zjrwctd17m">
+      <w:hyperlink w:history="1" r:id="rIdc3hv_gzgtzcrmghhkfahg">
         <w:r>
           <w:rPr>
             <w:rStyle w:val="Hyperlink"/>
@@ -11348,7 +11348,7 @@
         </w:numPr>
         <w:spacing w:after="60"/>
       </w:pPr>
-      <w:hyperlink w:history="1" r:id="rIdwo3twztcwdjdyllfl5nn9">
+      <w:hyperlink w:history="1" r:id="rId6uwvfjtgj0yo6-luqqmj7">
         <w:r>
           <w:rPr>
             <w:rStyle w:val="Hyperlink"/>
@@ -11366,7 +11366,7 @@
         </w:numPr>
         <w:spacing w:after="60"/>
       </w:pPr>
-      <w:hyperlink w:history="1" r:id="rIdvbnf0daj7p436qacjqm-f">
+      <w:hyperlink w:history="1" r:id="rIdjza3wgsnwzknxb3ap0sbv">
         <w:r>
           <w:rPr>
             <w:rStyle w:val="Hyperlink"/>
@@ -11384,7 +11384,7 @@
         </w:numPr>
         <w:spacing w:after="60"/>
       </w:pPr>
-      <w:hyperlink w:history="1" r:id="rIdjv-4u-dlfm3n_kctdrp02">
+      <w:hyperlink w:history="1" r:id="rIdjws8w_kf53cjmrmvmiapg">
         <w:r>
           <w:rPr>
             <w:rStyle w:val="Hyperlink"/>
@@ -11402,7 +11402,7 @@
         </w:numPr>
         <w:spacing w:after="60"/>
       </w:pPr>
-      <w:hyperlink w:history="1" r:id="rIdgk5qx1bkqqqzdft8jvt1d">
+      <w:hyperlink w:history="1" r:id="rIdb-a9vqpx6u7ryg6wstiqg">
         <w:r>
           <w:rPr>
             <w:rStyle w:val="Hyperlink"/>
@@ -11420,7 +11420,7 @@
         </w:numPr>
         <w:spacing w:after="60"/>
       </w:pPr>
-      <w:hyperlink w:history="1" r:id="rIdue3xu6udlovuykqgbfhby">
+      <w:hyperlink w:history="1" r:id="rIdkku4-tto_da9fkg62yalm">
         <w:r>
           <w:rPr>
             <w:rStyle w:val="Hyperlink"/>
@@ -11438,7 +11438,7 @@
         </w:numPr>
         <w:spacing w:after="60"/>
       </w:pPr>
-      <w:hyperlink w:history="1" r:id="rId1fsplh2ln-roduvlfnk8p">
+      <w:hyperlink w:history="1" r:id="rIdtptplawug75z-7_na0a_n">
         <w:r>
           <w:rPr>
             <w:rStyle w:val="Hyperlink"/>
@@ -11456,7 +11456,7 @@
         </w:numPr>
         <w:spacing w:after="60"/>
       </w:pPr>
-      <w:hyperlink w:history="1" r:id="rId-d7u-frgekw6hixjt7azq">
+      <w:hyperlink w:history="1" r:id="rIdp-v_lnclr7cjb3orxeehi">
         <w:r>
           <w:rPr>
             <w:rStyle w:val="Hyperlink"/>
@@ -11474,7 +11474,7 @@
         </w:numPr>
         <w:spacing w:after="60"/>
       </w:pPr>
-      <w:hyperlink w:history="1" r:id="rId3q12t1yjww4r3nmh_zpve">
+      <w:hyperlink w:history="1" r:id="rId8yklmmn9bfsrfsbufzi07">
         <w:r>
           <w:rPr>
             <w:rStyle w:val="Hyperlink"/>
@@ -11492,7 +11492,7 @@
         </w:numPr>
         <w:spacing w:after="60"/>
       </w:pPr>
-      <w:hyperlink w:history="1" r:id="rIdtvqh9nutahmz6qt4l-fwq">
+      <w:hyperlink w:history="1" r:id="rIdvmz8iqf57ngkmey5bmxt_">
         <w:r>
           <w:rPr>
             <w:rStyle w:val="Hyperlink"/>
@@ -11510,7 +11510,7 @@
         </w:numPr>
         <w:spacing w:after="60"/>
       </w:pPr>
-      <w:hyperlink w:history="1" r:id="rIdocttxc98eha37ppofhi3h">
+      <w:hyperlink w:history="1" r:id="rIdfeshxq7yp7g3y1q-99p9w">
         <w:r>
           <w:rPr>
             <w:rStyle w:val="Hyperlink"/>
@@ -11528,7 +11528,7 @@
         </w:numPr>
         <w:spacing w:after="60"/>
       </w:pPr>
-      <w:hyperlink w:history="1" r:id="rIdocmtap4cteiclukvsxfer">
+      <w:hyperlink w:history="1" r:id="rIddlobtof5ymxailpwxma5h">
         <w:r>
           <w:rPr>
             <w:rStyle w:val="Hyperlink"/>
@@ -11546,7 +11546,7 @@
         </w:numPr>
         <w:spacing w:after="60"/>
       </w:pPr>
-      <w:hyperlink w:history="1" r:id="rIdp3bh3gvdgpid8-xw99trg">
+      <w:hyperlink w:history="1" r:id="rIdf_qqzcmiuqos7zwnwxr2x">
         <w:r>
           <w:rPr>
             <w:rStyle w:val="Hyperlink"/>
@@ -11770,7 +11770,7 @@
             </w:tcMar>
           </w:tcPr>
           <w:p>
-            <w:hyperlink w:history="1" r:id="rIduxh81y9h-m1rmihb-_wfy">
+            <w:hyperlink w:history="1" r:id="rIdckcnaldiclzarp6vuwoyh">
               <w:r>
                 <w:rPr>
                   <w:rStyle w:val="Hyperlink"/>
@@ -11889,7 +11889,7 @@
             </w:tcMar>
           </w:tcPr>
           <w:p>
-            <w:hyperlink w:history="1" r:id="rIdprxblo1zrkyjt_96fjxqy">
+            <w:hyperlink w:history="1" r:id="rIduqqbvu6zr4hiwotlhkap7">
               <w:r>
                 <w:rPr>
                   <w:rStyle w:val="Hyperlink"/>
@@ -12008,7 +12008,7 @@
             </w:tcMar>
           </w:tcPr>
           <w:p>
-            <w:hyperlink w:history="1" r:id="rIdyuxe-n59bcwv0rngjslc3">
+            <w:hyperlink w:history="1" r:id="rIdruklhzi64l0s9nm7nsbdi">
               <w:r>
                 <w:rPr>
                   <w:rStyle w:val="Hyperlink"/>
@@ -12127,7 +12127,7 @@
             </w:tcMar>
           </w:tcPr>
           <w:p>
-            <w:hyperlink w:history="1" r:id="rIdgwzby5brjclzhnlwmk-8m">
+            <w:hyperlink w:history="1" r:id="rIdsytpgwpmxf79_l-sq0y8b">
               <w:r>
                 <w:rPr>
                   <w:rStyle w:val="Hyperlink"/>
@@ -12246,7 +12246,7 @@
             </w:tcMar>
           </w:tcPr>
           <w:p>
-            <w:hyperlink w:history="1" r:id="rIdqgto0vptb-tejcscvibkd">
+            <w:hyperlink w:history="1" r:id="rIdhlt1y4r3sik_qnlzb4tdh">
               <w:r>
                 <w:rPr>
                   <w:rStyle w:val="Hyperlink"/>
@@ -12365,7 +12365,7 @@
             </w:tcMar>
           </w:tcPr>
           <w:p>
-            <w:hyperlink w:history="1" r:id="rIdmrnv1cpdu7qlh9bhcyahx">
+            <w:hyperlink w:history="1" r:id="rIdjphfiioc0qk0nepkwsxmr">
               <w:r>
                 <w:rPr>
                   <w:rStyle w:val="Hyperlink"/>
@@ -12484,7 +12484,7 @@
             </w:tcMar>
           </w:tcPr>
           <w:p>
-            <w:hyperlink w:history="1" r:id="rIdttusrfukp6z87tovxbbsc">
+            <w:hyperlink w:history="1" r:id="rId1hmnmd9hammrshpxfttbb">
               <w:r>
                 <w:rPr>
                   <w:rStyle w:val="Hyperlink"/>
@@ -12603,7 +12603,7 @@
             </w:tcMar>
           </w:tcPr>
           <w:p>
-            <w:hyperlink w:history="1" r:id="rIdt5lbra6xpstlladb8gtzn">
+            <w:hyperlink w:history="1" r:id="rIdztwviwibupxzoxtw4hqtu">
               <w:r>
                 <w:rPr>
                   <w:rStyle w:val="Hyperlink"/>
@@ -12722,7 +12722,7 @@
             </w:tcMar>
           </w:tcPr>
           <w:p>
-            <w:hyperlink w:history="1" r:id="rIdwbwc0utuyqug00--ngraq">
+            <w:hyperlink w:history="1" r:id="rIdymzx_otno08gn-qpshgxk">
               <w:r>
                 <w:rPr>
                   <w:rStyle w:val="Hyperlink"/>
@@ -12841,7 +12841,7 @@
             </w:tcMar>
           </w:tcPr>
           <w:p>
-            <w:hyperlink w:history="1" r:id="rId9yzvek_hgghclkgpfnda5">
+            <w:hyperlink w:history="1" r:id="rId4e_zfsn46ofucge06f7vg">
               <w:r>
                 <w:rPr>
                   <w:rStyle w:val="Hyperlink"/>
@@ -12960,7 +12960,7 @@
             </w:tcMar>
           </w:tcPr>
           <w:p>
-            <w:hyperlink w:history="1" r:id="rIdg7f6qyq7qkfqz0gzg8txo">
+            <w:hyperlink w:history="1" r:id="rIdfjxqlae9vqugwxb8lf-ut">
               <w:r>
                 <w:rPr>
                   <w:rStyle w:val="Hyperlink"/>
@@ -13079,7 +13079,7 @@
             </w:tcMar>
           </w:tcPr>
           <w:p>
-            <w:hyperlink w:history="1" r:id="rIdfso9bdxajwyt9ixpoc_9z">
+            <w:hyperlink w:history="1" r:id="rIdkomalq91lmemxk2ohm5ag">
               <w:r>
                 <w:rPr>
                   <w:rStyle w:val="Hyperlink"/>
@@ -13198,7 +13198,7 @@
             </w:tcMar>
           </w:tcPr>
           <w:p>
-            <w:hyperlink w:history="1" r:id="rIdtetzpbzlua0qaskrf7axl">
+            <w:hyperlink w:history="1" r:id="rIdzea0phzjqdo7q76vstd_y">
               <w:r>
                 <w:rPr>
                   <w:rStyle w:val="Hyperlink"/>
@@ -13317,7 +13317,7 @@
             </w:tcMar>
           </w:tcPr>
           <w:p>
-            <w:hyperlink w:history="1" r:id="rIdjft22h2zdky27fkc8v9_c">
+            <w:hyperlink w:history="1" r:id="rIduxdodjcy46joxymyhnr1r">
               <w:r>
                 <w:rPr>
                   <w:rStyle w:val="Hyperlink"/>
@@ -13436,7 +13436,7 @@
             </w:tcMar>
           </w:tcPr>
           <w:p>
-            <w:hyperlink w:history="1" r:id="rIdt8ujczwerputdcb-9tyc8">
+            <w:hyperlink w:history="1" r:id="rIdpy-wcdmhnamnfusf_nu15">
               <w:r>
                 <w:rPr>
                   <w:rStyle w:val="Hyperlink"/>
@@ -13555,7 +13555,7 @@
             </w:tcMar>
           </w:tcPr>
           <w:p>
-            <w:hyperlink w:history="1" r:id="rIdnvqfbl3qgfittgnfsqjyr">
+            <w:hyperlink w:history="1" r:id="rIdxmoc7y90udnblybb_hkgx">
               <w:r>
                 <w:rPr>
                   <w:rStyle w:val="Hyperlink"/>
@@ -13674,7 +13674,7 @@
             </w:tcMar>
           </w:tcPr>
           <w:p>
-            <w:hyperlink w:history="1" r:id="rIdvyii5m4szb0mznma0yzvi">
+            <w:hyperlink w:history="1" r:id="rIdx10tsjv4xg10o_jyzotom">
               <w:r>
                 <w:rPr>
                   <w:rStyle w:val="Hyperlink"/>
@@ -13793,7 +13793,7 @@
             </w:tcMar>
           </w:tcPr>
           <w:p>
-            <w:hyperlink w:history="1" r:id="rIdtqyicx_x-3xnc2hrjd4nd">
+            <w:hyperlink w:history="1" r:id="rIdn_mukra8blmclcnz_yrrk">
               <w:r>
                 <w:rPr>
                   <w:rStyle w:val="Hyperlink"/>
@@ -13912,7 +13912,7 @@
             </w:tcMar>
           </w:tcPr>
           <w:p>
-            <w:hyperlink w:history="1" r:id="rIdbyznvcoemjcbjfft2ziwn">
+            <w:hyperlink w:history="1" r:id="rIdtgbff8vijved2czzup6bi">
               <w:r>
                 <w:rPr>
                   <w:rStyle w:val="Hyperlink"/>
@@ -14031,7 +14031,7 @@
             </w:tcMar>
           </w:tcPr>
           <w:p>
-            <w:hyperlink w:history="1" r:id="rIdhd1dxcbpd_spnxqel7tto">
+            <w:hyperlink w:history="1" r:id="rIdaz-vovhz5fryarple7fti">
               <w:r>
                 <w:rPr>
                   <w:rStyle w:val="Hyperlink"/>
@@ -14150,7 +14150,7 @@
             </w:tcMar>
           </w:tcPr>
           <w:p>
-            <w:hyperlink w:history="1" r:id="rId6fmohtzgidaw0yhkj6yly">
+            <w:hyperlink w:history="1" r:id="rIdhcelskrrakefqab4lutsu">
               <w:r>
                 <w:rPr>
                   <w:rStyle w:val="Hyperlink"/>
@@ -14269,7 +14269,7 @@
             </w:tcMar>
           </w:tcPr>
           <w:p>
-            <w:hyperlink w:history="1" r:id="rIdiu7aoxxpnuqilceyko8cb">
+            <w:hyperlink w:history="1" r:id="rIdzh629v8fq4niwc7jiy4xr">
               <w:r>
                 <w:rPr>
                   <w:rStyle w:val="Hyperlink"/>
@@ -14388,7 +14388,7 @@
             </w:tcMar>
           </w:tcPr>
           <w:p>
-            <w:hyperlink w:history="1" r:id="rIdgjvf7vy7-uxpkb8l2vfjh">
+            <w:hyperlink w:history="1" r:id="rIdg-s26mft7pfefsnglkrhb">
               <w:r>
                 <w:rPr>
                   <w:rStyle w:val="Hyperlink"/>
@@ -14507,7 +14507,7 @@
             </w:tcMar>
           </w:tcPr>
           <w:p>
-            <w:hyperlink w:history="1" r:id="rIds7qjmvrewa5gggtrvlh9w">
+            <w:hyperlink w:history="1" r:id="rIdsfx9ftvb8ppl9bfhfep_s">
               <w:r>
                 <w:rPr>
                   <w:rStyle w:val="Hyperlink"/>
@@ -14626,7 +14626,7 @@
             </w:tcMar>
           </w:tcPr>
           <w:p>
-            <w:hyperlink w:history="1" r:id="rIdgevuzybezlqiko9omycmu">
+            <w:hyperlink w:history="1" r:id="rIdg0ziaivhcs9adeaz5bqrh">
               <w:r>
                 <w:rPr>
                   <w:rStyle w:val="Hyperlink"/>
@@ -14745,7 +14745,7 @@
             </w:tcMar>
           </w:tcPr>
           <w:p>
-            <w:hyperlink w:history="1" r:id="rIdtsr9ejks4hklmedwx_hyl">
+            <w:hyperlink w:history="1" r:id="rIdumtnu046nxbit9gythshb">
               <w:r>
                 <w:rPr>
                   <w:rStyle w:val="Hyperlink"/>
@@ -14864,7 +14864,7 @@
             </w:tcMar>
           </w:tcPr>
           <w:p>
-            <w:hyperlink w:history="1" r:id="rIdjn5qm9pklt3iqnzsl-qre">
+            <w:hyperlink w:history="1" r:id="rIdyoc9zm4bkjg8-abexseuk">
               <w:r>
                 <w:rPr>
                   <w:rStyle w:val="Hyperlink"/>
@@ -14983,7 +14983,7 @@
             </w:tcMar>
           </w:tcPr>
           <w:p>
-            <w:hyperlink w:history="1" r:id="rIdplfi5exra89smz9jvft6-">
+            <w:hyperlink w:history="1" r:id="rIdjjtzbtkpcdq_n5bz8ukfn">
               <w:r>
                 <w:rPr>
                   <w:rStyle w:val="Hyperlink"/>
@@ -15102,7 +15102,7 @@
             </w:tcMar>
           </w:tcPr>
           <w:p>
-            <w:hyperlink w:history="1" r:id="rId99pekvkjxr73ihc6rmycp">
+            <w:hyperlink w:history="1" r:id="rIdpzpd3mo9czy58ah9utyfd">
               <w:r>
                 <w:rPr>
                   <w:rStyle w:val="Hyperlink"/>
@@ -15221,7 +15221,7 @@
             </w:tcMar>
           </w:tcPr>
           <w:p>
-            <w:hyperlink w:history="1" r:id="rIda3g0kufhx13lygrvlasnq">
+            <w:hyperlink w:history="1" r:id="rId-tob41iuo52thpwszrpsk">
               <w:r>
                 <w:rPr>
                   <w:rStyle w:val="Hyperlink"/>
@@ -15340,7 +15340,7 @@
             </w:tcMar>
           </w:tcPr>
           <w:p>
-            <w:hyperlink w:history="1" r:id="rId7swujinldf7jnigfsc8fl">
+            <w:hyperlink w:history="1" r:id="rIdidoeypwt9czyifojq1uic">
               <w:r>
                 <w:rPr>
                   <w:rStyle w:val="Hyperlink"/>
@@ -15459,7 +15459,7 @@
             </w:tcMar>
           </w:tcPr>
           <w:p>
-            <w:hyperlink w:history="1" r:id="rIdyzp6catbrmtzvgziyym8y">
+            <w:hyperlink w:history="1" r:id="rIdu8qdhjhi-pnnn5lo6xfll">
               <w:r>
                 <w:rPr>
                   <w:rStyle w:val="Hyperlink"/>
@@ -15578,7 +15578,7 @@
             </w:tcMar>
           </w:tcPr>
           <w:p>
-            <w:hyperlink w:history="1" r:id="rIdlrnyeb3nlgcta0hhbkaqt">
+            <w:hyperlink w:history="1" r:id="rIdsoqmahgjjwhncfe617okg">
               <w:r>
                 <w:rPr>
                   <w:rStyle w:val="Hyperlink"/>
@@ -15697,7 +15697,7 @@
             </w:tcMar>
           </w:tcPr>
           <w:p>
-            <w:hyperlink w:history="1" r:id="rIdsbnmzmvxfjhece3okxqwf">
+            <w:hyperlink w:history="1" r:id="rIdygjxzsnnsnioorrost03a">
               <w:r>
                 <w:rPr>
                   <w:rStyle w:val="Hyperlink"/>
@@ -15816,7 +15816,7 @@
             </w:tcMar>
           </w:tcPr>
           <w:p>
-            <w:hyperlink w:history="1" r:id="rId-f9i895ag_yisvptbngqb">
+            <w:hyperlink w:history="1" r:id="rId-203a9ds0jn9i348wimeu">
               <w:r>
                 <w:rPr>
                   <w:rStyle w:val="Hyperlink"/>
@@ -15935,7 +15935,7 @@
             </w:tcMar>
           </w:tcPr>
           <w:p>
-            <w:hyperlink w:history="1" r:id="rIdy1drhj-dscyn4n9tckunj">
+            <w:hyperlink w:history="1" r:id="rIdgadyq-qnxnvqczvspdrbr">
               <w:r>
                 <w:rPr>
                   <w:rStyle w:val="Hyperlink"/>
@@ -16054,7 +16054,7 @@
             </w:tcMar>
           </w:tcPr>
           <w:p>
-            <w:hyperlink w:history="1" r:id="rId8xwvv_uydkwjagrxanmy6">
+            <w:hyperlink w:history="1" r:id="rIdap0gin5gtwmpkmrr2qnaq">
               <w:r>
                 <w:rPr>
                   <w:rStyle w:val="Hyperlink"/>
@@ -16173,7 +16173,7 @@
             </w:tcMar>
           </w:tcPr>
           <w:p>
-            <w:hyperlink w:history="1" r:id="rIdocyhkzlyxuwanxadcruz2">
+            <w:hyperlink w:history="1" r:id="rIdiqih1xfazyqz0neqv4j83">
               <w:r>
                 <w:rPr>
                   <w:rStyle w:val="Hyperlink"/>
@@ -16292,7 +16292,7 @@
             </w:tcMar>
           </w:tcPr>
           <w:p>
-            <w:hyperlink w:history="1" r:id="rIdwwox3bina3mwqrczd96me">
+            <w:hyperlink w:history="1" r:id="rIdux3ksols0wg33mmnnjwp8">
               <w:r>
                 <w:rPr>
                   <w:rStyle w:val="Hyperlink"/>
@@ -16411,7 +16411,7 @@
             </w:tcMar>
           </w:tcPr>
           <w:p>
-            <w:hyperlink w:history="1" r:id="rIdbwzaigqanwzsodiwp0ous">
+            <w:hyperlink w:history="1" r:id="rIdn7tqxs_9sbadocmyxyxej">
               <w:r>
                 <w:rPr>
                   <w:rStyle w:val="Hyperlink"/>
@@ -16530,7 +16530,7 @@
             </w:tcMar>
           </w:tcPr>
           <w:p>
-            <w:hyperlink w:history="1" r:id="rIduc52zcdvuschimhg48s9s">
+            <w:hyperlink w:history="1" r:id="rId4-l6er_bmbwj_thj_f-pu">
               <w:r>
                 <w:rPr>
                   <w:rStyle w:val="Hyperlink"/>
@@ -16649,7 +16649,7 @@
             </w:tcMar>
           </w:tcPr>
           <w:p>
-            <w:hyperlink w:history="1" r:id="rIdjtqxxloeqrayni2ezxigc">
+            <w:hyperlink w:history="1" r:id="rIdria5nao2hjtgcoktuwqcy">
               <w:r>
                 <w:rPr>
                   <w:rStyle w:val="Hyperlink"/>
@@ -16768,7 +16768,7 @@
             </w:tcMar>
           </w:tcPr>
           <w:p>
-            <w:hyperlink w:history="1" r:id="rIdg3tunewviexnbfmu1wkdk">
+            <w:hyperlink w:history="1" r:id="rId1c9i_x35a99ojkt8qvdo7">
               <w:r>
                 <w:rPr>
                   <w:rStyle w:val="Hyperlink"/>
@@ -16887,7 +16887,7 @@
             </w:tcMar>
           </w:tcPr>
           <w:p>
-            <w:hyperlink w:history="1" r:id="rIdgnibmoifj4bwxcal5u89e">
+            <w:hyperlink w:history="1" r:id="rIdlvjflzugoybfa5b5jqrcm">
               <w:r>
                 <w:rPr>
                   <w:rStyle w:val="Hyperlink"/>
@@ -17006,7 +17006,7 @@
             </w:tcMar>
           </w:tcPr>
           <w:p>
-            <w:hyperlink w:history="1" r:id="rIdktmo9dftih49dfgpsvrmj">
+            <w:hyperlink w:history="1" r:id="rIdzjlkwalhuhi8aeilddl1f">
               <w:r>
                 <w:rPr>
                   <w:rStyle w:val="Hyperlink"/>
@@ -17125,7 +17125,7 @@
             </w:tcMar>
           </w:tcPr>
           <w:p>
-            <w:hyperlink w:history="1" r:id="rIdchzg0hcrad3kb-52kkzhh">
+            <w:hyperlink w:history="1" r:id="rIdro1xyle4m0p6kyviw733n">
               <w:r>
                 <w:rPr>
                   <w:rStyle w:val="Hyperlink"/>
@@ -17244,7 +17244,7 @@
             </w:tcMar>
           </w:tcPr>
           <w:p>
-            <w:hyperlink w:history="1" r:id="rIdk1i0naa6y6oho-czutcwe">
+            <w:hyperlink w:history="1" r:id="rIdlag0ggwutjrz2vmket3lv">
               <w:r>
                 <w:rPr>
                   <w:rStyle w:val="Hyperlink"/>
@@ -17363,7 +17363,7 @@
             </w:tcMar>
           </w:tcPr>
           <w:p>
-            <w:hyperlink w:history="1" r:id="rIdf4bjobvndpgm2l5l6lolm">
+            <w:hyperlink w:history="1" r:id="rId_gqcqqkbp6oe0q6fldjfi">
               <w:r>
                 <w:rPr>
                   <w:rStyle w:val="Hyperlink"/>
@@ -17482,7 +17482,7 @@
             </w:tcMar>
           </w:tcPr>
           <w:p>
-            <w:hyperlink w:history="1" r:id="rId-bvf5rjfwhmogupeneoki">
+            <w:hyperlink w:history="1" r:id="rIdaybgkl0ew4ot2n6jk_8my">
               <w:r>
                 <w:rPr>
                   <w:rStyle w:val="Hyperlink"/>
@@ -17601,7 +17601,7 @@
             </w:tcMar>
           </w:tcPr>
           <w:p>
-            <w:hyperlink w:history="1" r:id="rIdyxoe8umgolzbu8wwyxaph">
+            <w:hyperlink w:history="1" r:id="rIdoiutzobhmcgc0fngjfjks">
               <w:r>
                 <w:rPr>
                   <w:rStyle w:val="Hyperlink"/>

--- a/docs/full-report.docx
+++ b/docs/full-report.docx
@@ -35,7 +35,7 @@
         <w:t xml:space="preserve">Team leader:</w:t>
       </w:r>
       <w:r>
-        <w:t xml:space="preserve"> [name]</w:t>
+        <w:t xml:space="preserve"> Paul Alvarez</w:t>
       </w:r>
     </w:p>
     <w:p>
@@ -82,7 +82,7 @@
       <w:r>
         <w:t xml:space="preserve"> </w:t>
       </w:r>
-      <w:hyperlink w:history="1" r:id="rIdks6wp3ryor1k0pnp8ler2">
+      <w:hyperlink w:history="1" r:id="rId5xmlsp74nwjxzpvilusj9">
         <w:r>
           <w:rPr>
             <w:rStyle w:val="Hyperlink"/>
@@ -230,7 +230,7 @@
       <w:r>
         <w:t xml:space="preserve"> The 2020 census counted 9.46 million indigenous people, about 8.7% of the population (8.21 million IPs plus 1.25 million counted as both IP and Muslim); the census classified 228 of 268 ethnic groups as indigenous; NCIP estimates more than 15 million. By early 2023, 257 ancestral domains had approved CADTs, but only 55 (22%) were fully registered. CADTs cover about 20.5% of the country's land, and conflict can increase when titling is delayed. About 37% of indigenous people (2.9 million) live in geographically isolated areas (</w:t>
       </w:r>
-      <w:hyperlink w:history="1" r:id="rId4mei0mew_1m3mytgrjjqn">
+      <w:hyperlink w:history="1" r:id="rIdmyhdc2te8jca5cfchknqn">
         <w:r>
           <w:rPr>
             <w:rStyle w:val="Hyperlink"/>
@@ -5267,7 +5267,7 @@
             </w:tcMar>
           </w:tcPr>
           <w:p>
-            <w:hyperlink w:history="1" r:id="rIdemlczch4xvhfo-tjtex2m">
+            <w:hyperlink w:history="1" r:id="rId-gh8dk0ahkapqt5z0moyr">
               <w:r>
                 <w:rPr>
                   <w:rStyle w:val="Hyperlink"/>
@@ -5284,7 +5284,7 @@
               </w:rPr>
               <w:t xml:space="preserve">; </w:t>
             </w:r>
-            <w:hyperlink w:history="1" r:id="rIdoiaqo6bkcucywi8b_jqgr">
+            <w:hyperlink w:history="1" r:id="rIdvx04ndikoyudxqbja6ul4">
               <w:r>
                 <w:rPr>
                   <w:rStyle w:val="Hyperlink"/>
@@ -5396,7 +5396,7 @@
             </w:tcMar>
           </w:tcPr>
           <w:p>
-            <w:hyperlink w:history="1" r:id="rId86ozxn0hci3jeasvfftzl">
+            <w:hyperlink w:history="1" r:id="rIdnob1xjklj90iqhxoaczlx">
               <w:r>
                 <w:rPr>
                   <w:rStyle w:val="Hyperlink"/>
@@ -5413,7 +5413,7 @@
               </w:rPr>
               <w:t xml:space="preserve">; </w:t>
             </w:r>
-            <w:hyperlink w:history="1" r:id="rIde_kmq_6uxgwgzn-xas6z6">
+            <w:hyperlink w:history="1" r:id="rIdpwpcrnmzo5pybzijisus1">
               <w:r>
                 <w:rPr>
                   <w:rStyle w:val="Hyperlink"/>
@@ -5525,7 +5525,7 @@
             </w:tcMar>
           </w:tcPr>
           <w:p>
-            <w:hyperlink w:history="1" r:id="rIdww3e4q5hv4tybo_ymfyyj">
+            <w:hyperlink w:history="1" r:id="rIditruammqo8eo4wdoj2kbn">
               <w:r>
                 <w:rPr>
                   <w:rStyle w:val="Hyperlink"/>
@@ -5637,7 +5637,7 @@
             </w:tcMar>
           </w:tcPr>
           <w:p>
-            <w:hyperlink w:history="1" r:id="rIdvtiont7gjnjsejplfgkz3">
+            <w:hyperlink w:history="1" r:id="rIdmg2pk9iixr4anfwln69oh">
               <w:r>
                 <w:rPr>
                   <w:rStyle w:val="Hyperlink"/>
@@ -5654,7 +5654,7 @@
               </w:rPr>
               <w:t xml:space="preserve">; </w:t>
             </w:r>
-            <w:hyperlink w:history="1" r:id="rIddbeldmenivcux9ad9otem">
+            <w:hyperlink w:history="1" r:id="rIdwr5bawvt_uum638936rt6">
               <w:r>
                 <w:rPr>
                   <w:rStyle w:val="Hyperlink"/>
@@ -5766,7 +5766,7 @@
             </w:tcMar>
           </w:tcPr>
           <w:p>
-            <w:hyperlink w:history="1" r:id="rIdic7g7ausxywfenftl4yz3">
+            <w:hyperlink w:history="1" r:id="rId4vtff1sqqnbuz2h7wfusq">
               <w:r>
                 <w:rPr>
                   <w:rStyle w:val="Hyperlink"/>
@@ -5783,7 +5783,7 @@
               </w:rPr>
               <w:t xml:space="preserve">; </w:t>
             </w:r>
-            <w:hyperlink w:history="1" r:id="rIdruswfoepxw9jqzdmys_2n">
+            <w:hyperlink w:history="1" r:id="rIdj1ba0kljgc0wxcyvttift">
               <w:r>
                 <w:rPr>
                   <w:rStyle w:val="Hyperlink"/>
@@ -5895,7 +5895,7 @@
             </w:tcMar>
           </w:tcPr>
           <w:p>
-            <w:hyperlink w:history="1" r:id="rIdzhobnpbph8nwdobkkfarq">
+            <w:hyperlink w:history="1" r:id="rIdnvy0pta6sghfo6q_ecqlr">
               <w:r>
                 <w:rPr>
                   <w:rStyle w:val="Hyperlink"/>
@@ -5912,7 +5912,7 @@
               </w:rPr>
               <w:t xml:space="preserve">; </w:t>
             </w:r>
-            <w:hyperlink w:history="1" r:id="rId7gk2i5xnvv9nachyfhohg">
+            <w:hyperlink w:history="1" r:id="rIdb8dbigeizmidedoa-x5cc">
               <w:r>
                 <w:rPr>
                   <w:rStyle w:val="Hyperlink"/>
@@ -6024,7 +6024,7 @@
             </w:tcMar>
           </w:tcPr>
           <w:p>
-            <w:hyperlink w:history="1" r:id="rIdt82q0qpibhtgvtglpjxs8">
+            <w:hyperlink w:history="1" r:id="rIdo8o3npmnhix2oehlsbogc">
               <w:r>
                 <w:rPr>
                   <w:rStyle w:val="Hyperlink"/>
@@ -6041,7 +6041,7 @@
               </w:rPr>
               <w:t xml:space="preserve">; </w:t>
             </w:r>
-            <w:hyperlink w:history="1" r:id="rId78janw9xirewdxe566lbs">
+            <w:hyperlink w:history="1" r:id="rIdozzwjzkdqpu07uxsbuntl">
               <w:r>
                 <w:rPr>
                   <w:rStyle w:val="Hyperlink"/>
@@ -6153,7 +6153,7 @@
             </w:tcMar>
           </w:tcPr>
           <w:p>
-            <w:hyperlink w:history="1" r:id="rId2yvfapzr2zm3gk4hqbn7l">
+            <w:hyperlink w:history="1" r:id="rIdgmsua0ikcyuqx3_k9pk-r">
               <w:r>
                 <w:rPr>
                   <w:rStyle w:val="Hyperlink"/>
@@ -6265,7 +6265,7 @@
             </w:tcMar>
           </w:tcPr>
           <w:p>
-            <w:hyperlink w:history="1" r:id="rIdfqf3ngsoxphpfndqnsuvu">
+            <w:hyperlink w:history="1" r:id="rIdhd2vrfbzgxzig_9jzutqs">
               <w:r>
                 <w:rPr>
                   <w:rStyle w:val="Hyperlink"/>
@@ -6377,7 +6377,7 @@
             </w:tcMar>
           </w:tcPr>
           <w:p>
-            <w:hyperlink w:history="1" r:id="rIdd_th5-cdreugk4c-n9qbv">
+            <w:hyperlink w:history="1" r:id="rIdsfgrvo_ldn1ob73hhww1_">
               <w:r>
                 <w:rPr>
                   <w:rStyle w:val="Hyperlink"/>
@@ -6505,7 +6505,7 @@
             </w:tcMar>
           </w:tcPr>
           <w:p>
-            <w:hyperlink w:history="1" r:id="rIdjea0hm1njq_kzh0-udkzi">
+            <w:hyperlink w:history="1" r:id="rIddtjsisaqmxb27tdplf3qg">
               <w:r>
                 <w:rPr>
                   <w:rStyle w:val="Hyperlink"/>
@@ -6522,7 +6522,7 @@
               </w:rPr>
               <w:t xml:space="preserve">; </w:t>
             </w:r>
-            <w:hyperlink w:history="1" r:id="rIdcbdwva82mztnimvs2nxrk">
+            <w:hyperlink w:history="1" r:id="rIdmydmpmceglgzy8jx8bpeb">
               <w:r>
                 <w:rPr>
                   <w:rStyle w:val="Hyperlink"/>
@@ -6634,7 +6634,7 @@
             </w:tcMar>
           </w:tcPr>
           <w:p>
-            <w:hyperlink w:history="1" r:id="rIdzvydexql9iv9ufeakykqs">
+            <w:hyperlink w:history="1" r:id="rIda5hsxpsm7eh3xbyakfxxi">
               <w:r>
                 <w:rPr>
                   <w:rStyle w:val="Hyperlink"/>
@@ -6651,7 +6651,7 @@
               </w:rPr>
               <w:t xml:space="preserve">; </w:t>
             </w:r>
-            <w:hyperlink w:history="1" r:id="rIdzeatf3my_qtiznt5krtpv">
+            <w:hyperlink w:history="1" r:id="rIdvs4fuc10o5d8ywkdgc8oo">
               <w:r>
                 <w:rPr>
                   <w:rStyle w:val="Hyperlink"/>
@@ -6763,7 +6763,7 @@
             </w:tcMar>
           </w:tcPr>
           <w:p>
-            <w:hyperlink w:history="1" r:id="rIdq0if67rtahxrj9sm1slwb">
+            <w:hyperlink w:history="1" r:id="rId3j9id4fsd6xlnxnvm9kru">
               <w:r>
                 <w:rPr>
                   <w:rStyle w:val="Hyperlink"/>
@@ -6813,7 +6813,7 @@
       <w:r>
         <w:t xml:space="preserve">The knowledge base is built with the ITU reference code (</w:t>
       </w:r>
-      <w:hyperlink w:history="1" r:id="rIdgwbw7a9gymsxjmu6nhatt">
+      <w:hyperlink w:history="1" r:id="rId6gfewdt4snyhysklwf7vi">
         <w:r>
           <w:rPr>
             <w:rStyle w:val="Hyperlink"/>
@@ -11294,7 +11294,7 @@
         </w:numPr>
         <w:spacing w:after="60"/>
       </w:pPr>
-      <w:hyperlink w:history="1" r:id="rIdltdiidzdqmsrrdept5krq">
+      <w:hyperlink w:history="1" r:id="rIdwfyfkb2gg7mdyygrq6th4">
         <w:r>
           <w:rPr>
             <w:rStyle w:val="Hyperlink"/>
@@ -11312,7 +11312,7 @@
         </w:numPr>
         <w:spacing w:after="60"/>
       </w:pPr>
-      <w:hyperlink w:history="1" r:id="rId2koz3rqwv57zchkj8bscg">
+      <w:hyperlink w:history="1" r:id="rIdzniivrwlslxa4c5_sqbs1">
         <w:r>
           <w:rPr>
             <w:rStyle w:val="Hyperlink"/>
@@ -11330,7 +11330,7 @@
         </w:numPr>
         <w:spacing w:after="60"/>
       </w:pPr>
-      <w:hyperlink w:history="1" r:id="rIdc3hv_gzgtzcrmghhkfahg">
+      <w:hyperlink w:history="1" r:id="rIdo9usi1bckwsmrcwi0zgu2">
         <w:r>
           <w:rPr>
             <w:rStyle w:val="Hyperlink"/>
@@ -11348,7 +11348,7 @@
         </w:numPr>
         <w:spacing w:after="60"/>
       </w:pPr>
-      <w:hyperlink w:history="1" r:id="rId6uwvfjtgj0yo6-luqqmj7">
+      <w:hyperlink w:history="1" r:id="rIdr2roey57yszd08l8s2hfe">
         <w:r>
           <w:rPr>
             <w:rStyle w:val="Hyperlink"/>
@@ -11366,7 +11366,7 @@
         </w:numPr>
         <w:spacing w:after="60"/>
       </w:pPr>
-      <w:hyperlink w:history="1" r:id="rIdjza3wgsnwzknxb3ap0sbv">
+      <w:hyperlink w:history="1" r:id="rIdzpmrngktsb7_aheguo2_p">
         <w:r>
           <w:rPr>
             <w:rStyle w:val="Hyperlink"/>
@@ -11384,7 +11384,7 @@
         </w:numPr>
         <w:spacing w:after="60"/>
       </w:pPr>
-      <w:hyperlink w:history="1" r:id="rIdjws8w_kf53cjmrmvmiapg">
+      <w:hyperlink w:history="1" r:id="rIdl42futdgv3gelw0tudn8t">
         <w:r>
           <w:rPr>
             <w:rStyle w:val="Hyperlink"/>
@@ -11402,7 +11402,7 @@
         </w:numPr>
         <w:spacing w:after="60"/>
       </w:pPr>
-      <w:hyperlink w:history="1" r:id="rIdb-a9vqpx6u7ryg6wstiqg">
+      <w:hyperlink w:history="1" r:id="rId5mr-qxxnpyc4aik6nzphk">
         <w:r>
           <w:rPr>
             <w:rStyle w:val="Hyperlink"/>
@@ -11420,7 +11420,7 @@
         </w:numPr>
         <w:spacing w:after="60"/>
       </w:pPr>
-      <w:hyperlink w:history="1" r:id="rIdkku4-tto_da9fkg62yalm">
+      <w:hyperlink w:history="1" r:id="rId_knl4wx2zkzwfyg5pr-eg">
         <w:r>
           <w:rPr>
             <w:rStyle w:val="Hyperlink"/>
@@ -11438,7 +11438,7 @@
         </w:numPr>
         <w:spacing w:after="60"/>
       </w:pPr>
-      <w:hyperlink w:history="1" r:id="rIdtptplawug75z-7_na0a_n">
+      <w:hyperlink w:history="1" r:id="rIde10iioxpzrs0ubys-ueou">
         <w:r>
           <w:rPr>
             <w:rStyle w:val="Hyperlink"/>
@@ -11456,7 +11456,7 @@
         </w:numPr>
         <w:spacing w:after="60"/>
       </w:pPr>
-      <w:hyperlink w:history="1" r:id="rIdp-v_lnclr7cjb3orxeehi">
+      <w:hyperlink w:history="1" r:id="rIdvnl4u0f-mbntaooncswe1">
         <w:r>
           <w:rPr>
             <w:rStyle w:val="Hyperlink"/>
@@ -11474,7 +11474,7 @@
         </w:numPr>
         <w:spacing w:after="60"/>
       </w:pPr>
-      <w:hyperlink w:history="1" r:id="rId8yklmmn9bfsrfsbufzi07">
+      <w:hyperlink w:history="1" r:id="rId82hl4lfisuvf2p5tutjum">
         <w:r>
           <w:rPr>
             <w:rStyle w:val="Hyperlink"/>
@@ -11492,7 +11492,7 @@
         </w:numPr>
         <w:spacing w:after="60"/>
       </w:pPr>
-      <w:hyperlink w:history="1" r:id="rIdvmz8iqf57ngkmey5bmxt_">
+      <w:hyperlink w:history="1" r:id="rIdr4vqtyemctb0w1epoh1c0">
         <w:r>
           <w:rPr>
             <w:rStyle w:val="Hyperlink"/>
@@ -11510,7 +11510,7 @@
         </w:numPr>
         <w:spacing w:after="60"/>
       </w:pPr>
-      <w:hyperlink w:history="1" r:id="rIdfeshxq7yp7g3y1q-99p9w">
+      <w:hyperlink w:history="1" r:id="rIdgfsqb_mnppghstsnbvdpp">
         <w:r>
           <w:rPr>
             <w:rStyle w:val="Hyperlink"/>
@@ -11528,7 +11528,7 @@
         </w:numPr>
         <w:spacing w:after="60"/>
       </w:pPr>
-      <w:hyperlink w:history="1" r:id="rIddlobtof5ymxailpwxma5h">
+      <w:hyperlink w:history="1" r:id="rIdps5pxsum6y8h7wdzxkukj">
         <w:r>
           <w:rPr>
             <w:rStyle w:val="Hyperlink"/>
@@ -11546,7 +11546,7 @@
         </w:numPr>
         <w:spacing w:after="60"/>
       </w:pPr>
-      <w:hyperlink w:history="1" r:id="rIdf_qqzcmiuqos7zwnwxr2x">
+      <w:hyperlink w:history="1" r:id="rIdoi1q9smofml53vzzki0wp">
         <w:r>
           <w:rPr>
             <w:rStyle w:val="Hyperlink"/>
@@ -11770,7 +11770,7 @@
             </w:tcMar>
           </w:tcPr>
           <w:p>
-            <w:hyperlink w:history="1" r:id="rIdckcnaldiclzarp6vuwoyh">
+            <w:hyperlink w:history="1" r:id="rIdsvhmtur1xzrjdkeuuf4ml">
               <w:r>
                 <w:rPr>
                   <w:rStyle w:val="Hyperlink"/>
@@ -11889,7 +11889,7 @@
             </w:tcMar>
           </w:tcPr>
           <w:p>
-            <w:hyperlink w:history="1" r:id="rIduqqbvu6zr4hiwotlhkap7">
+            <w:hyperlink w:history="1" r:id="rId9w9l9dnqr5shtdrf457hh">
               <w:r>
                 <w:rPr>
                   <w:rStyle w:val="Hyperlink"/>
@@ -12008,7 +12008,7 @@
             </w:tcMar>
           </w:tcPr>
           <w:p>
-            <w:hyperlink w:history="1" r:id="rIdruklhzi64l0s9nm7nsbdi">
+            <w:hyperlink w:history="1" r:id="rIdsm7_7xvievgl4zkbruekd">
               <w:r>
                 <w:rPr>
                   <w:rStyle w:val="Hyperlink"/>
@@ -12127,7 +12127,7 @@
             </w:tcMar>
           </w:tcPr>
           <w:p>
-            <w:hyperlink w:history="1" r:id="rIdsytpgwpmxf79_l-sq0y8b">
+            <w:hyperlink w:history="1" r:id="rIdih4rgoo2jfalqwn29tjoo">
               <w:r>
                 <w:rPr>
                   <w:rStyle w:val="Hyperlink"/>
@@ -12246,7 +12246,7 @@
             </w:tcMar>
           </w:tcPr>
           <w:p>
-            <w:hyperlink w:history="1" r:id="rIdhlt1y4r3sik_qnlzb4tdh">
+            <w:hyperlink w:history="1" r:id="rIdrsawv641uw0-pmhuqqlfj">
               <w:r>
                 <w:rPr>
                   <w:rStyle w:val="Hyperlink"/>
@@ -12365,7 +12365,7 @@
             </w:tcMar>
           </w:tcPr>
           <w:p>
-            <w:hyperlink w:history="1" r:id="rIdjphfiioc0qk0nepkwsxmr">
+            <w:hyperlink w:history="1" r:id="rIdgof48k8melyzoyft7yvgp">
               <w:r>
                 <w:rPr>
                   <w:rStyle w:val="Hyperlink"/>
@@ -12484,7 +12484,7 @@
             </w:tcMar>
           </w:tcPr>
           <w:p>
-            <w:hyperlink w:history="1" r:id="rId1hmnmd9hammrshpxfttbb">
+            <w:hyperlink w:history="1" r:id="rIdwdpabqcq6p847ufl_aecz">
               <w:r>
                 <w:rPr>
                   <w:rStyle w:val="Hyperlink"/>
@@ -12603,7 +12603,7 @@
             </w:tcMar>
           </w:tcPr>
           <w:p>
-            <w:hyperlink w:history="1" r:id="rIdztwviwibupxzoxtw4hqtu">
+            <w:hyperlink w:history="1" r:id="rIdxnsga36-kfwjngc3lyrm9">
               <w:r>
                 <w:rPr>
                   <w:rStyle w:val="Hyperlink"/>
@@ -12722,7 +12722,7 @@
             </w:tcMar>
           </w:tcPr>
           <w:p>
-            <w:hyperlink w:history="1" r:id="rIdymzx_otno08gn-qpshgxk">
+            <w:hyperlink w:history="1" r:id="rIdbfku_7c4dhbum2maueemo">
               <w:r>
                 <w:rPr>
                   <w:rStyle w:val="Hyperlink"/>
@@ -12841,7 +12841,7 @@
             </w:tcMar>
           </w:tcPr>
           <w:p>
-            <w:hyperlink w:history="1" r:id="rId4e_zfsn46ofucge06f7vg">
+            <w:hyperlink w:history="1" r:id="rIdq_s7hzxn1ubk9j3msnlbv">
               <w:r>
                 <w:rPr>
                   <w:rStyle w:val="Hyperlink"/>
@@ -12960,7 +12960,7 @@
             </w:tcMar>
           </w:tcPr>
           <w:p>
-            <w:hyperlink w:history="1" r:id="rIdfjxqlae9vqugwxb8lf-ut">
+            <w:hyperlink w:history="1" r:id="rId9ineuljivec3e0quhd2zf">
               <w:r>
                 <w:rPr>
                   <w:rStyle w:val="Hyperlink"/>
@@ -13079,7 +13079,7 @@
             </w:tcMar>
           </w:tcPr>
           <w:p>
-            <w:hyperlink w:history="1" r:id="rIdkomalq91lmemxk2ohm5ag">
+            <w:hyperlink w:history="1" r:id="rIdv9ztwds-f7-bxe9c1_pfb">
               <w:r>
                 <w:rPr>
                   <w:rStyle w:val="Hyperlink"/>
@@ -13198,7 +13198,7 @@
             </w:tcMar>
           </w:tcPr>
           <w:p>
-            <w:hyperlink w:history="1" r:id="rIdzea0phzjqdo7q76vstd_y">
+            <w:hyperlink w:history="1" r:id="rIdoomfy5n46qzmjvcv8m4_s">
               <w:r>
                 <w:rPr>
                   <w:rStyle w:val="Hyperlink"/>
@@ -13317,7 +13317,7 @@
             </w:tcMar>
           </w:tcPr>
           <w:p>
-            <w:hyperlink w:history="1" r:id="rIduxdodjcy46joxymyhnr1r">
+            <w:hyperlink w:history="1" r:id="rIdkbq9tehwlmyd327vtyoc7">
               <w:r>
                 <w:rPr>
                   <w:rStyle w:val="Hyperlink"/>
@@ -13436,7 +13436,7 @@
             </w:tcMar>
           </w:tcPr>
           <w:p>
-            <w:hyperlink w:history="1" r:id="rIdpy-wcdmhnamnfusf_nu15">
+            <w:hyperlink w:history="1" r:id="rIdt4zmjeq0kukobmgkb7lsy">
               <w:r>
                 <w:rPr>
                   <w:rStyle w:val="Hyperlink"/>
@@ -13555,7 +13555,7 @@
             </w:tcMar>
           </w:tcPr>
           <w:p>
-            <w:hyperlink w:history="1" r:id="rIdxmoc7y90udnblybb_hkgx">
+            <w:hyperlink w:history="1" r:id="rId5sedbrffgisapyxkho7n8">
               <w:r>
                 <w:rPr>
                   <w:rStyle w:val="Hyperlink"/>
@@ -13674,7 +13674,7 @@
             </w:tcMar>
           </w:tcPr>
           <w:p>
-            <w:hyperlink w:history="1" r:id="rIdx10tsjv4xg10o_jyzotom">
+            <w:hyperlink w:history="1" r:id="rIdpfh8biilwkkcjtdrn9xmd">
               <w:r>
                 <w:rPr>
                   <w:rStyle w:val="Hyperlink"/>
@@ -13793,7 +13793,7 @@
             </w:tcMar>
           </w:tcPr>
           <w:p>
-            <w:hyperlink w:history="1" r:id="rIdn_mukra8blmclcnz_yrrk">
+            <w:hyperlink w:history="1" r:id="rIdju3dhkqwntprc1-zwop34">
               <w:r>
                 <w:rPr>
                   <w:rStyle w:val="Hyperlink"/>
@@ -13912,7 +13912,7 @@
             </w:tcMar>
           </w:tcPr>
           <w:p>
-            <w:hyperlink w:history="1" r:id="rIdtgbff8vijved2czzup6bi">
+            <w:hyperlink w:history="1" r:id="rId4hqjhnzux2efizishloqo">
               <w:r>
                 <w:rPr>
                   <w:rStyle w:val="Hyperlink"/>
@@ -14031,7 +14031,7 @@
             </w:tcMar>
           </w:tcPr>
           <w:p>
-            <w:hyperlink w:history="1" r:id="rIdaz-vovhz5fryarple7fti">
+            <w:hyperlink w:history="1" r:id="rIdkk25hmsuvuvspgrt81s6v">
               <w:r>
                 <w:rPr>
                   <w:rStyle w:val="Hyperlink"/>
@@ -14150,7 +14150,7 @@
             </w:tcMar>
           </w:tcPr>
           <w:p>
-            <w:hyperlink w:history="1" r:id="rIdhcelskrrakefqab4lutsu">
+            <w:hyperlink w:history="1" r:id="rIddm0jp-sdgxmkawb2bc78e">
               <w:r>
                 <w:rPr>
                   <w:rStyle w:val="Hyperlink"/>
@@ -14269,7 +14269,7 @@
             </w:tcMar>
           </w:tcPr>
           <w:p>
-            <w:hyperlink w:history="1" r:id="rIdzh629v8fq4niwc7jiy4xr">
+            <w:hyperlink w:history="1" r:id="rIdvhmx6lqlr3uweklejaxot">
               <w:r>
                 <w:rPr>
                   <w:rStyle w:val="Hyperlink"/>
@@ -14388,7 +14388,7 @@
             </w:tcMar>
           </w:tcPr>
           <w:p>
-            <w:hyperlink w:history="1" r:id="rIdg-s26mft7pfefsnglkrhb">
+            <w:hyperlink w:history="1" r:id="rIdmnnk_seqjdzmrdldwgsoz">
               <w:r>
                 <w:rPr>
                   <w:rStyle w:val="Hyperlink"/>
@@ -14507,7 +14507,7 @@
             </w:tcMar>
           </w:tcPr>
           <w:p>
-            <w:hyperlink w:history="1" r:id="rIdsfx9ftvb8ppl9bfhfep_s">
+            <w:hyperlink w:history="1" r:id="rIdzwyutnmnc92o_r0bjav75">
               <w:r>
                 <w:rPr>
                   <w:rStyle w:val="Hyperlink"/>
@@ -14626,7 +14626,7 @@
             </w:tcMar>
           </w:tcPr>
           <w:p>
-            <w:hyperlink w:history="1" r:id="rIdg0ziaivhcs9adeaz5bqrh">
+            <w:hyperlink w:history="1" r:id="rIda40q5mahrtygtwwfuwuhh">
               <w:r>
                 <w:rPr>
                   <w:rStyle w:val="Hyperlink"/>
@@ -14745,7 +14745,7 @@
             </w:tcMar>
           </w:tcPr>
           <w:p>
-            <w:hyperlink w:history="1" r:id="rIdumtnu046nxbit9gythshb">
+            <w:hyperlink w:history="1" r:id="rIdau2sevvcnkzzecarigpuk">
               <w:r>
                 <w:rPr>
                   <w:rStyle w:val="Hyperlink"/>
@@ -14864,7 +14864,7 @@
             </w:tcMar>
           </w:tcPr>
           <w:p>
-            <w:hyperlink w:history="1" r:id="rIdyoc9zm4bkjg8-abexseuk">
+            <w:hyperlink w:history="1" r:id="rIdcpeqypog4zvgigj6pb9_t">
               <w:r>
                 <w:rPr>
                   <w:rStyle w:val="Hyperlink"/>
@@ -14983,7 +14983,7 @@
             </w:tcMar>
           </w:tcPr>
           <w:p>
-            <w:hyperlink w:history="1" r:id="rIdjjtzbtkpcdq_n5bz8ukfn">
+            <w:hyperlink w:history="1" r:id="rIdhblry9nzh6_tvewvshnfc">
               <w:r>
                 <w:rPr>
                   <w:rStyle w:val="Hyperlink"/>
@@ -15102,7 +15102,7 @@
             </w:tcMar>
           </w:tcPr>
           <w:p>
-            <w:hyperlink w:history="1" r:id="rIdpzpd3mo9czy58ah9utyfd">
+            <w:hyperlink w:history="1" r:id="rIdg0tre4b7yt2m2rnfxpwhd">
               <w:r>
                 <w:rPr>
                   <w:rStyle w:val="Hyperlink"/>
@@ -15221,7 +15221,7 @@
             </w:tcMar>
           </w:tcPr>
           <w:p>
-            <w:hyperlink w:history="1" r:id="rId-tob41iuo52thpwszrpsk">
+            <w:hyperlink w:history="1" r:id="rIdz-jcssqmhntgcqcmr-kab">
               <w:r>
                 <w:rPr>
                   <w:rStyle w:val="Hyperlink"/>
@@ -15340,7 +15340,7 @@
             </w:tcMar>
           </w:tcPr>
           <w:p>
-            <w:hyperlink w:history="1" r:id="rIdidoeypwt9czyifojq1uic">
+            <w:hyperlink w:history="1" r:id="rId65tbv6qqiv5-v5bogqqzy">
               <w:r>
                 <w:rPr>
                   <w:rStyle w:val="Hyperlink"/>
@@ -15459,7 +15459,7 @@
             </w:tcMar>
           </w:tcPr>
           <w:p>
-            <w:hyperlink w:history="1" r:id="rIdu8qdhjhi-pnnn5lo6xfll">
+            <w:hyperlink w:history="1" r:id="rIduq3dlz0yd7izaakw03hmz">
               <w:r>
                 <w:rPr>
                   <w:rStyle w:val="Hyperlink"/>
@@ -15578,7 +15578,7 @@
             </w:tcMar>
           </w:tcPr>
           <w:p>
-            <w:hyperlink w:history="1" r:id="rIdsoqmahgjjwhncfe617okg">
+            <w:hyperlink w:history="1" r:id="rIdltr8km8ram3ogtd-13enk">
               <w:r>
                 <w:rPr>
                   <w:rStyle w:val="Hyperlink"/>
@@ -15697,7 +15697,7 @@
             </w:tcMar>
           </w:tcPr>
           <w:p>
-            <w:hyperlink w:history="1" r:id="rIdygjxzsnnsnioorrost03a">
+            <w:hyperlink w:history="1" r:id="rIdc_yf9c1wjszilsjipza-g">
               <w:r>
                 <w:rPr>
                   <w:rStyle w:val="Hyperlink"/>
@@ -15816,7 +15816,7 @@
             </w:tcMar>
           </w:tcPr>
           <w:p>
-            <w:hyperlink w:history="1" r:id="rId-203a9ds0jn9i348wimeu">
+            <w:hyperlink w:history="1" r:id="rIdslfwufsc8zazwsxlwkqee">
               <w:r>
                 <w:rPr>
                   <w:rStyle w:val="Hyperlink"/>
@@ -15935,7 +15935,7 @@
             </w:tcMar>
           </w:tcPr>
           <w:p>
-            <w:hyperlink w:history="1" r:id="rIdgadyq-qnxnvqczvspdrbr">
+            <w:hyperlink w:history="1" r:id="rIdzmlfsdknkkcpsclf4akg8">
               <w:r>
                 <w:rPr>
                   <w:rStyle w:val="Hyperlink"/>
@@ -16054,7 +16054,7 @@
             </w:tcMar>
           </w:tcPr>
           <w:p>
-            <w:hyperlink w:history="1" r:id="rIdap0gin5gtwmpkmrr2qnaq">
+            <w:hyperlink w:history="1" r:id="rIdao97zxj-oup9zeyw6z6ut">
               <w:r>
                 <w:rPr>
                   <w:rStyle w:val="Hyperlink"/>
@@ -16173,7 +16173,7 @@
             </w:tcMar>
           </w:tcPr>
           <w:p>
-            <w:hyperlink w:history="1" r:id="rIdiqih1xfazyqz0neqv4j83">
+            <w:hyperlink w:history="1" r:id="rIdb-zmk5w8v4ex5euq94in0">
               <w:r>
                 <w:rPr>
                   <w:rStyle w:val="Hyperlink"/>
@@ -16292,7 +16292,7 @@
             </w:tcMar>
           </w:tcPr>
           <w:p>
-            <w:hyperlink w:history="1" r:id="rIdux3ksols0wg33mmnnjwp8">
+            <w:hyperlink w:history="1" r:id="rIdgxfs3uz3ctuf14tskwlo3">
               <w:r>
                 <w:rPr>
                   <w:rStyle w:val="Hyperlink"/>
@@ -16411,7 +16411,7 @@
             </w:tcMar>
           </w:tcPr>
           <w:p>
-            <w:hyperlink w:history="1" r:id="rIdn7tqxs_9sbadocmyxyxej">
+            <w:hyperlink w:history="1" r:id="rId2yakqaaue0l8yhn2emn1l">
               <w:r>
                 <w:rPr>
                   <w:rStyle w:val="Hyperlink"/>
@@ -16530,7 +16530,7 @@
             </w:tcMar>
           </w:tcPr>
           <w:p>
-            <w:hyperlink w:history="1" r:id="rId4-l6er_bmbwj_thj_f-pu">
+            <w:hyperlink w:history="1" r:id="rIdefq6kgy2pidjekhkrhzqt">
               <w:r>
                 <w:rPr>
                   <w:rStyle w:val="Hyperlink"/>
@@ -16649,7 +16649,7 @@
             </w:tcMar>
           </w:tcPr>
           <w:p>
-            <w:hyperlink w:history="1" r:id="rIdria5nao2hjtgcoktuwqcy">
+            <w:hyperlink w:history="1" r:id="rIdrsn8eemc0k_3twjzwfngw">
               <w:r>
                 <w:rPr>
                   <w:rStyle w:val="Hyperlink"/>
@@ -16768,7 +16768,7 @@
             </w:tcMar>
           </w:tcPr>
           <w:p>
-            <w:hyperlink w:history="1" r:id="rId1c9i_x35a99ojkt8qvdo7">
+            <w:hyperlink w:history="1" r:id="rIdvxts2j_6_rhryr1ueq3dx">
               <w:r>
                 <w:rPr>
                   <w:rStyle w:val="Hyperlink"/>
@@ -16887,7 +16887,7 @@
             </w:tcMar>
           </w:tcPr>
           <w:p>
-            <w:hyperlink w:history="1" r:id="rIdlvjflzugoybfa5b5jqrcm">
+            <w:hyperlink w:history="1" r:id="rIdugccxji2_v9mkvjgtyxcq">
               <w:r>
                 <w:rPr>
                   <w:rStyle w:val="Hyperlink"/>
@@ -17006,7 +17006,7 @@
             </w:tcMar>
           </w:tcPr>
           <w:p>
-            <w:hyperlink w:history="1" r:id="rIdzjlkwalhuhi8aeilddl1f">
+            <w:hyperlink w:history="1" r:id="rIdbliemtw4numml0rvw3o4-">
               <w:r>
                 <w:rPr>
                   <w:rStyle w:val="Hyperlink"/>
@@ -17125,7 +17125,7 @@
             </w:tcMar>
           </w:tcPr>
           <w:p>
-            <w:hyperlink w:history="1" r:id="rIdro1xyle4m0p6kyviw733n">
+            <w:hyperlink w:history="1" r:id="rId-zvltgljgfynjeympvp7b">
               <w:r>
                 <w:rPr>
                   <w:rStyle w:val="Hyperlink"/>
@@ -17244,7 +17244,7 @@
             </w:tcMar>
           </w:tcPr>
           <w:p>
-            <w:hyperlink w:history="1" r:id="rIdlag0ggwutjrz2vmket3lv">
+            <w:hyperlink w:history="1" r:id="rIdvsbdmi4fkaaljggtw8vye">
               <w:r>
                 <w:rPr>
                   <w:rStyle w:val="Hyperlink"/>
@@ -17363,7 +17363,7 @@
             </w:tcMar>
           </w:tcPr>
           <w:p>
-            <w:hyperlink w:history="1" r:id="rId_gqcqqkbp6oe0q6fldjfi">
+            <w:hyperlink w:history="1" r:id="rId0xfztwmlux2qjc3fzmw0c">
               <w:r>
                 <w:rPr>
                   <w:rStyle w:val="Hyperlink"/>
@@ -17482,7 +17482,7 @@
             </w:tcMar>
           </w:tcPr>
           <w:p>
-            <w:hyperlink w:history="1" r:id="rIdaybgkl0ew4ot2n6jk_8my">
+            <w:hyperlink w:history="1" r:id="rIdya9im5imees2-9akgwjfi">
               <w:r>
                 <w:rPr>
                   <w:rStyle w:val="Hyperlink"/>
@@ -17601,7 +17601,7 @@
             </w:tcMar>
           </w:tcPr>
           <w:p>
-            <w:hyperlink w:history="1" r:id="rIdoiutzobhmcgc0fngjfjks">
+            <w:hyperlink w:history="1" r:id="rIdfrdfmkiksccrryhnxiiwz">
               <w:r>
                 <w:rPr>
                   <w:rStyle w:val="Hyperlink"/>
